--- a/templates/คำพิพากษาตามยอม.docx
+++ b/templates/คำพิพากษาตามยอม.docx
@@ -10,7 +10,7 @@
           <w:tab w:val="clear" w:pos="8306"/>
         </w:tabs>
         <w:rPr>
-          <w:rFonts w:ascii="TH SarabunIT๙" w:hAnsi="TH SarabunIT๙" w:cs="TH SarabunIT๙" w:hint="cs"/>
+          <w:rFonts w:ascii="TH SarabunIT๙" w:hAnsi="TH SarabunIT๙" w:cs="TH SarabunIT๙"/>
           <w:sz w:val="34"/>
           <w:szCs w:val="34"/>
         </w:rPr>
@@ -139,14 +139,17 @@
         <w:tblLook w:val="04A0" w:firstRow="1" w:lastRow="0" w:firstColumn="1" w:lastColumn="0" w:noHBand="0" w:noVBand="1"/>
       </w:tblPr>
       <w:tblGrid>
-        <w:gridCol w:w="3250"/>
-        <w:gridCol w:w="3822"/>
+        <w:gridCol w:w="3246"/>
+        <w:gridCol w:w="3816"/>
         <w:gridCol w:w="2000"/>
       </w:tblGrid>
       <w:tr>
+        <w:trPr>
+          <w:trHeight w:val="1057"/>
+        </w:trPr>
         <w:tc>
           <w:tcPr>
-            <w:tcW w:w="3369" w:type="dxa"/>
+            <w:tcW w:w="3246" w:type="dxa"/>
           </w:tcPr>
           <w:p>
             <w:pPr>
@@ -205,7 +208,7 @@
         </w:tc>
         <w:tc>
           <w:tcPr>
-            <w:tcW w:w="3969" w:type="dxa"/>
+            <w:tcW w:w="3816" w:type="dxa"/>
           </w:tcPr>
           <w:p>
             <w:pPr>
@@ -227,7 +230,6 @@
           </w:p>
           <w:p>
             <w:pPr>
-              <w:spacing w:after="240"/>
               <w:jc w:val="right"/>
               <w:rPr>
                 <w:rFonts w:ascii="TH SarabunIT๙" w:hAnsi="TH SarabunIT๙" w:cs="TH SarabunIT๙"/>
@@ -235,6 +237,16 @@
                 <w:szCs w:val="34"/>
               </w:rPr>
             </w:pPr>
+          </w:p>
+          <w:p>
+            <w:pPr>
+              <w:jc w:val="right"/>
+              <w:rPr>
+                <w:rFonts w:ascii="TH SarabunIT๙" w:hAnsi="TH SarabunIT๙" w:cs="TH SarabunIT๙"/>
+                <w:sz w:val="34"/>
+                <w:szCs w:val="34"/>
+              </w:rPr>
+            </w:pPr>
             <w:r>
               <w:rPr>
                 <w:rFonts w:ascii="TH SarabunIT๙" w:hAnsi="TH SarabunIT๙" w:cs="TH SarabunIT๙" w:hint="cs"/>
@@ -243,32 +255,22 @@
                 <w:cs/>
               </w:rPr>
               <w:t>คดีหมายเลขดำที่</w:t>
-            </w:r>
-          </w:p>
-          <w:p>
-            <w:pPr>
-              <w:jc w:val="right"/>
-              <w:rPr>
-                <w:rFonts w:ascii="TH SarabunIT๙" w:hAnsi="TH SarabunIT๙" w:cs="TH SarabunIT๙"/>
-                <w:sz w:val="34"/>
-                <w:szCs w:val="34"/>
-              </w:rPr>
-            </w:pPr>
-            <w:r>
-              <w:rPr>
-                <w:rFonts w:ascii="TH SarabunIT๙" w:hAnsi="TH SarabunIT๙" w:cs="TH SarabunIT๙" w:hint="cs"/>
-                <w:sz w:val="34"/>
-                <w:szCs w:val="34"/>
-                <w:cs/>
-              </w:rPr>
-              <w:t>คดีหมายเลขแดงที่</w:t>
             </w:r>
           </w:p>
         </w:tc>
         <w:tc>
           <w:tcPr>
-            <w:tcW w:w="1950" w:type="dxa"/>
+            <w:tcW w:w="2000" w:type="dxa"/>
           </w:tcPr>
+          <w:p>
+            <w:pPr>
+              <w:rPr>
+                <w:rFonts w:ascii="TH SarabunIT๙" w:hAnsi="TH SarabunIT๙" w:cs="TH SarabunIT๙"/>
+                <w:sz w:val="34"/>
+                <w:szCs w:val="34"/>
+              </w:rPr>
+            </w:pPr>
+          </w:p>
           <w:p>
             <w:pPr>
               <w:rPr>
@@ -326,12 +328,59 @@
               <w:t>}}</w:t>
             </w:r>
           </w:p>
+        </w:tc>
+      </w:tr>
+      <w:tr>
+        <w:trPr>
+          <w:trHeight w:val="485"/>
+        </w:trPr>
+        <w:tc>
+          <w:tcPr>
+            <w:tcW w:w="3246" w:type="dxa"/>
+          </w:tcPr>
+          <w:p>
+            <w:pPr>
+              <w:rPr>
+                <w:rFonts w:ascii="TH SarabunIT๙" w:hAnsi="TH SarabunIT๙" w:cs="TH SarabunIT๙"/>
+                <w:sz w:val="34"/>
+                <w:szCs w:val="34"/>
+              </w:rPr>
+            </w:pPr>
+          </w:p>
+        </w:tc>
+        <w:tc>
+          <w:tcPr>
+            <w:tcW w:w="3816" w:type="dxa"/>
+          </w:tcPr>
+          <w:p>
+            <w:pPr>
+              <w:jc w:val="right"/>
+              <w:rPr>
+                <w:rFonts w:ascii="TH SarabunIT๙" w:hAnsi="TH SarabunIT๙" w:cs="TH SarabunIT๙"/>
+                <w:sz w:val="34"/>
+                <w:szCs w:val="34"/>
+              </w:rPr>
+            </w:pPr>
+            <w:r>
+              <w:rPr>
+                <w:rFonts w:ascii="TH SarabunIT๙" w:hAnsi="TH SarabunIT๙" w:cs="TH SarabunIT๙" w:hint="cs"/>
+                <w:sz w:val="34"/>
+                <w:szCs w:val="34"/>
+                <w:cs/>
+              </w:rPr>
+              <w:t>คดีหมายเลขแดงที่</w:t>
+            </w:r>
+          </w:p>
+        </w:tc>
+        <w:tc>
+          <w:tcPr>
+            <w:tcW w:w="2000" w:type="dxa"/>
+          </w:tcPr>
           <w:p>
             <w:pPr>
               <w:tabs>
                 <w:tab w:val="right" w:pos="1734"/>
               </w:tabs>
-              <w:spacing w:before="240"/>
               <w:jc w:val="right"/>
               <w:rPr>
                 <w:rFonts w:ascii="TH SarabunIT๙" w:hAnsi="TH SarabunIT๙" w:cs="TH SarabunIT๙"/>
@@ -2021,23 +2070,6 @@
         <w:t>/</w:t>
       </w:r>
     </w:p>
-    <w:p>
-      <w:pPr>
-        <w:pStyle w:val="Footer"/>
-        <w:tabs>
-          <w:tab w:val="clear" w:pos="4153"/>
-          <w:tab w:val="clear" w:pos="8306"/>
-          <w:tab w:val="left" w:pos="1134"/>
-        </w:tabs>
-        <w:spacing w:line="360" w:lineRule="auto"/>
-        <w:jc w:val="thaiDistribute"/>
-        <w:rPr>
-          <w:rFonts w:ascii="TH SarabunIT๙" w:hAnsi="TH SarabunIT๙" w:cs="TH SarabunIT๙" w:hint="cs"/>
-          <w:sz w:val="34"/>
-          <w:szCs w:val="34"/>
-        </w:rPr>
-      </w:pPr>
-    </w:p>
     <w:tbl>
       <w:tblPr>
         <w:tblStyle w:val="TableGrid"/>
@@ -2191,7 +2223,7 @@
                 <w:tab w:val="left" w:pos="1134"/>
               </w:tabs>
               <w:rPr>
-                <w:rFonts w:ascii="TH SarabunIT๙" w:hAnsi="TH SarabunIT๙" w:cs="TH SarabunIT๙" w:hint="cs"/>
+                <w:rFonts w:ascii="TH SarabunIT๙" w:hAnsi="TH SarabunIT๙" w:cs="TH SarabunIT๙"/>
                 <w:sz w:val="34"/>
                 <w:szCs w:val="34"/>
               </w:rPr>
@@ -2221,7 +2253,7 @@
                 <w:tab w:val="left" w:pos="1134"/>
               </w:tabs>
               <w:rPr>
-                <w:rFonts w:ascii="TH SarabunIT๙" w:hAnsi="TH SarabunIT๙" w:cs="TH SarabunIT๙" w:hint="cs"/>
+                <w:rFonts w:ascii="TH SarabunIT๙" w:hAnsi="TH SarabunIT๙" w:cs="TH SarabunIT๙"/>
                 <w:sz w:val="34"/>
                 <w:szCs w:val="34"/>
               </w:rPr>
@@ -2388,7 +2420,7 @@
           <w:tab w:val="left" w:pos="4536"/>
         </w:tabs>
         <w:rPr>
-          <w:rFonts w:ascii="TH SarabunIT๙" w:hAnsi="TH SarabunIT๙" w:cs="TH SarabunIT๙" w:hint="cs"/>
+          <w:rFonts w:ascii="TH SarabunIT๙" w:hAnsi="TH SarabunIT๙" w:cs="TH SarabunIT๙"/>
           <w:b/>
           <w:bCs/>
           <w:sz w:val="44"/>

--- a/templates/คำพิพากษาตามยอม.docx
+++ b/templates/คำพิพากษาตามยอม.docx
@@ -2085,13 +2085,14 @@
         <w:tblLook w:val="04A0" w:firstRow="1" w:lastRow="0" w:firstColumn="1" w:lastColumn="0" w:noHBand="0" w:noVBand="1"/>
       </w:tblPr>
       <w:tblGrid>
-        <w:gridCol w:w="4478"/>
-        <w:gridCol w:w="4594"/>
+        <w:gridCol w:w="4603"/>
+        <w:gridCol w:w="3301"/>
+        <w:gridCol w:w="1168"/>
       </w:tblGrid>
       <w:tr>
         <w:tc>
           <w:tcPr>
-            <w:tcW w:w="4644" w:type="dxa"/>
+            <w:tcW w:w="7508" w:type="dxa"/>
           </w:tcPr>
           <w:p>
             <w:pPr>
@@ -2112,7 +2113,7 @@
         </w:tc>
         <w:tc>
           <w:tcPr>
-            <w:tcW w:w="4644" w:type="dxa"/>
+            <w:tcW w:w="284" w:type="dxa"/>
           </w:tcPr>
           <w:p>
             <w:pPr>
@@ -2138,7 +2139,7 @@
                 <w:szCs w:val="34"/>
                 <w:cs/>
               </w:rPr>
-              <w:t>........................................................ผู้พิพากษา</w:t>
+              <w:t>........................................................</w:t>
             </w:r>
             <w:r>
               <w:rPr>
@@ -2260,11 +2261,41 @@
             </w:pPr>
           </w:p>
         </w:tc>
+        <w:tc>
+          <w:tcPr>
+            <w:tcW w:w="1270" w:type="dxa"/>
+          </w:tcPr>
+          <w:p>
+            <w:pPr>
+              <w:pStyle w:val="Footer"/>
+              <w:tabs>
+                <w:tab w:val="clear" w:pos="4153"/>
+                <w:tab w:val="clear" w:pos="8306"/>
+                <w:tab w:val="left" w:pos="1134"/>
+              </w:tabs>
+              <w:jc w:val="right"/>
+              <w:rPr>
+                <w:rFonts w:ascii="TH SarabunIT๙" w:hAnsi="TH SarabunIT๙" w:cs="TH SarabunIT๙"/>
+                <w:sz w:val="34"/>
+                <w:szCs w:val="34"/>
+              </w:rPr>
+            </w:pPr>
+            <w:r>
+              <w:rPr>
+                <w:rFonts w:ascii="TH SarabunIT๙" w:hAnsi="TH SarabunIT๙" w:cs="TH SarabunIT๙"/>
+                <w:sz w:val="34"/>
+                <w:szCs w:val="34"/>
+                <w:cs/>
+              </w:rPr>
+              <w:t>ผู้พิพากษา</w:t>
+            </w:r>
+          </w:p>
+        </w:tc>
       </w:tr>
       <w:tr>
         <w:tc>
           <w:tcPr>
-            <w:tcW w:w="4644" w:type="dxa"/>
+            <w:tcW w:w="7508" w:type="dxa"/>
           </w:tcPr>
           <w:p>
             <w:pPr>
@@ -2285,7 +2316,7 @@
         </w:tc>
         <w:tc>
           <w:tcPr>
-            <w:tcW w:w="4644" w:type="dxa"/>
+            <w:tcW w:w="284" w:type="dxa"/>
           </w:tcPr>
           <w:p>
             <w:pPr>
@@ -2309,7 +2340,7 @@
                 <w:szCs w:val="34"/>
                 <w:cs/>
               </w:rPr>
-              <w:t>........................................................ผู้พิพากษา</w:t>
+              <w:t>........................................................</w:t>
             </w:r>
             <w:r>
               <w:rPr>
@@ -2410,6 +2441,36 @@
               <w:t>)</w:t>
             </w:r>
             <w:bookmarkEnd w:id="0"/>
+          </w:p>
+        </w:tc>
+        <w:tc>
+          <w:tcPr>
+            <w:tcW w:w="1270" w:type="dxa"/>
+          </w:tcPr>
+          <w:p>
+            <w:pPr>
+              <w:pStyle w:val="Footer"/>
+              <w:tabs>
+                <w:tab w:val="clear" w:pos="4153"/>
+                <w:tab w:val="clear" w:pos="8306"/>
+                <w:tab w:val="left" w:pos="1134"/>
+              </w:tabs>
+              <w:jc w:val="right"/>
+              <w:rPr>
+                <w:rFonts w:ascii="TH SarabunIT๙" w:hAnsi="TH SarabunIT๙" w:cs="TH SarabunIT๙"/>
+                <w:sz w:val="34"/>
+                <w:szCs w:val="34"/>
+              </w:rPr>
+            </w:pPr>
+            <w:r>
+              <w:rPr>
+                <w:rFonts w:ascii="TH SarabunIT๙" w:hAnsi="TH SarabunIT๙" w:cs="TH SarabunIT๙"/>
+                <w:sz w:val="34"/>
+                <w:szCs w:val="34"/>
+                <w:cs/>
+              </w:rPr>
+              <w:t>ผู้พิพากษา</w:t>
+            </w:r>
           </w:p>
         </w:tc>
       </w:tr>
@@ -2420,7 +2481,7 @@
           <w:tab w:val="left" w:pos="4536"/>
         </w:tabs>
         <w:rPr>
-          <w:rFonts w:ascii="TH SarabunIT๙" w:hAnsi="TH SarabunIT๙" w:cs="TH SarabunIT๙"/>
+          <w:rFonts w:ascii="TH SarabunIT๙" w:hAnsi="TH SarabunIT๙" w:cs="TH SarabunIT๙" w:hint="cs"/>
           <w:b/>
           <w:bCs/>
           <w:sz w:val="44"/>
